--- a/data/outputs/v2/Grade11/Biology/Quizzes/SS1.3_Taxonomy_II/Biology_G11_SS1.3_Taxonomy_II_L1_AnswerKey.docx
+++ b/data/outputs/v2/Grade11/Biology/Quizzes/SS1.3_Taxonomy_II/Biology_G11_SS1.3_Taxonomy_II_L1_AnswerKey.docx
@@ -1405,7 +1405,7 @@
         </w:rPr>
         <w:t xml:space="preserve">© 2026 SeaVuria and ARES. Aligned with KICD objectives. Developed by SeaVuria; technical implementation by ARES (with AI assistance from Claude). Licensed under </w:t>
       </w:r>
-      <w:hyperlink w:history="1" r:id="rIdkvym1-37lynaos4uhxa1r">
+      <w:hyperlink w:history="1" r:id="rIdpxc6lg0kysqab6vyzm0hx">
         <w:r>
           <w:rPr>
             <w:rFonts w:ascii="Arial" w:cs="Arial" w:eastAsia="Arial" w:hAnsi="Arial"/>
@@ -1426,7 +1426,7 @@
         </w:rPr>
         <w:t xml:space="preserve"> (</w:t>
       </w:r>
-      <w:hyperlink w:history="1" r:id="rIdelrkb07hnlwfjd6pce4dg">
+      <w:hyperlink w:history="1" r:id="rId4i1ejp8asu818zpqwf-bf">
         <w:r>
           <w:rPr>
             <w:rFonts w:ascii="Arial" w:cs="Arial" w:eastAsia="Arial" w:hAnsi="Arial"/>

--- a/data/outputs/v2/Grade11/Biology/Quizzes/SS1.3_Taxonomy_II/Biology_G11_SS1.3_Taxonomy_II_L1_AnswerKey.docx
+++ b/data/outputs/v2/Grade11/Biology/Quizzes/SS1.3_Taxonomy_II/Biology_G11_SS1.3_Taxonomy_II_L1_AnswerKey.docx
@@ -1405,7 +1405,7 @@
         </w:rPr>
         <w:t xml:space="preserve">© 2026 SeaVuria and ARES. Aligned with KICD objectives. Developed by SeaVuria; technical implementation by ARES (with AI assistance from Claude). Licensed under </w:t>
       </w:r>
-      <w:hyperlink w:history="1" r:id="rIdpxc6lg0kysqab6vyzm0hx">
+      <w:hyperlink w:history="1" r:id="rId79be6sg-v13lp7tl8e3fn">
         <w:r>
           <w:rPr>
             <w:rFonts w:ascii="Arial" w:cs="Arial" w:eastAsia="Arial" w:hAnsi="Arial"/>
@@ -1426,7 +1426,7 @@
         </w:rPr>
         <w:t xml:space="preserve"> (</w:t>
       </w:r>
-      <w:hyperlink w:history="1" r:id="rId4i1ejp8asu818zpqwf-bf">
+      <w:hyperlink w:history="1" r:id="rIdbikcatfdfm3xaqdckapxk">
         <w:r>
           <w:rPr>
             <w:rFonts w:ascii="Arial" w:cs="Arial" w:eastAsia="Arial" w:hAnsi="Arial"/>
